--- a/ИнтелАвто/Описание компьютерной программы/Изображения основных экранных форм.docx
+++ b/ИнтелАвто/Описание компьютерной программы/Изображения основных экранных форм.docx
@@ -1,6 +1,6 @@
 
 <file path=word/document.xml><?xml version="1.0" encoding="utf-8"?>
-<w:document xmlns:wpc="http://schemas.microsoft.com/office/word/2010/wordprocessingCanvas" xmlns:mc="http://schemas.openxmlformats.org/markup-compatibility/2006" xmlns:o="urn:schemas-microsoft-com:office:office" xmlns:r="http://schemas.openxmlformats.org/officeDocument/2006/relationships" xmlns:m="http://schemas.openxmlformats.org/officeDocument/2006/math" xmlns:v="urn:schemas-microsoft-com:vml" xmlns:wp14="http://schemas.microsoft.com/office/word/2010/wordprocessingDrawing" xmlns:wp="http://schemas.openxmlformats.org/drawingml/2006/wordprocessingDrawing" xmlns:w10="urn:schemas-microsoft-com:office:word" xmlns:w="http://schemas.openxmlformats.org/wordprocessingml/2006/main" xmlns:w14="http://schemas.microsoft.com/office/word/2010/wordml" xmlns:w15="http://schemas.microsoft.com/office/word/2012/wordml" xmlns:wpg="http://schemas.microsoft.com/office/word/2010/wordprocessingGroup" xmlns:wpi="http://schemas.microsoft.com/office/word/2010/wordprocessingInk" xmlns:wne="http://schemas.microsoft.com/office/word/2006/wordml" xmlns:wps="http://schemas.microsoft.com/office/word/2010/wordprocessingShape" mc:Ignorable="w14 w15 wp14">
+<w:document xmlns:wpc="http://schemas.microsoft.com/office/word/2010/wordprocessingCanvas" xmlns:cx="http://schemas.microsoft.com/office/drawing/2014/chartex" xmlns:cx1="http://schemas.microsoft.com/office/drawing/2015/9/8/chartex" xmlns:cx2="http://schemas.microsoft.com/office/drawing/2015/10/21/chartex" xmlns:cx3="http://schemas.microsoft.com/office/drawing/2016/5/9/chartex" xmlns:cx4="http://schemas.microsoft.com/office/drawing/2016/5/10/chartex" xmlns:cx5="http://schemas.microsoft.com/office/drawing/2016/5/11/chartex" xmlns:cx6="http://schemas.microsoft.com/office/drawing/2016/5/12/chartex" xmlns:cx7="http://schemas.microsoft.com/office/drawing/2016/5/13/chartex" xmlns:cx8="http://schemas.microsoft.com/office/drawing/2016/5/14/chartex" xmlns:mc="http://schemas.openxmlformats.org/markup-compatibility/2006" xmlns:aink="http://schemas.microsoft.com/office/drawing/2016/ink" xmlns:am3d="http://schemas.microsoft.com/office/drawing/2017/model3d" xmlns:o="urn:schemas-microsoft-com:office:office" xmlns:r="http://schemas.openxmlformats.org/officeDocument/2006/relationships" xmlns:m="http://schemas.openxmlformats.org/officeDocument/2006/math" xmlns:v="urn:schemas-microsoft-com:vml" xmlns:wp14="http://schemas.microsoft.com/office/word/2010/wordprocessingDrawing" xmlns:wp="http://schemas.openxmlformats.org/drawingml/2006/wordprocessingDrawing" xmlns:w10="urn:schemas-microsoft-com:office:word" xmlns:w="http://schemas.openxmlformats.org/wordprocessingml/2006/main" xmlns:w14="http://schemas.microsoft.com/office/word/2010/wordml" xmlns:w15="http://schemas.microsoft.com/office/word/2012/wordml" xmlns:w16cex="http://schemas.microsoft.com/office/word/2018/wordml/cex" xmlns:w16cid="http://schemas.microsoft.com/office/word/2016/wordml/cid" xmlns:w16="http://schemas.microsoft.com/office/word/2018/wordml" xmlns:w16sdtdh="http://schemas.microsoft.com/office/word/2020/wordml/sdtdatahash" xmlns:w16se="http://schemas.microsoft.com/office/word/2015/wordml/symex" xmlns:wpg="http://schemas.microsoft.com/office/word/2010/wordprocessingGroup" xmlns:wpi="http://schemas.microsoft.com/office/word/2010/wordprocessingInk" xmlns:wne="http://schemas.microsoft.com/office/word/2006/wordml" xmlns:wps="http://schemas.microsoft.com/office/word/2010/wordprocessingShape" mc:Ignorable="w14 w15 w16se w16cid w16 w16cex w16sdtdh wp14">
   <w:body>
     <w:p>
       <w:pPr>
@@ -51,7 +51,6 @@
         </w:rPr>
         <w:t>компьютерной программы «</w:t>
       </w:r>
-      <w:bookmarkStart w:id="1" w:name="_GoBack"/>
       <w:r>
         <w:rPr>
           <w:b/>
@@ -60,9 +59,8 @@
           <w:szCs w:val="28"/>
           <w:lang w:eastAsia="en-US"/>
         </w:rPr>
-        <w:t>Многофункциональная система бортового управления и индикации</w:t>
-      </w:r>
-      <w:bookmarkEnd w:id="1"/>
+        <w:t>КПТС</w:t>
+      </w:r>
       <w:r>
         <w:rPr>
           <w:b/>
@@ -94,20 +92,20 @@
           <w:noProof/>
         </w:rPr>
         <w:drawing>
-          <wp:inline distT="0" distB="0" distL="0" distR="0" wp14:anchorId="6B4D7DDF" wp14:editId="338EE966">
-            <wp:extent cx="5848350" cy="2286000"/>
+          <wp:inline distT="0" distB="0" distL="0" distR="0" wp14:anchorId="64DB1778" wp14:editId="59B941D4">
+            <wp:extent cx="4572000" cy="2590800"/>
             <wp:effectExtent l="0" t="0" r="0" b="0"/>
-            <wp:docPr id="8" name="Рисунок 8"/>
+            <wp:docPr id="9" name="Рисунок 9"/>
             <wp:cNvGraphicFramePr>
-              <a:graphicFrameLocks xmlns:a="http://schemas.openxmlformats.org/drawingml/2006/main"/>
+              <a:graphicFrameLocks xmlns:a="http://schemas.openxmlformats.org/drawingml/2006/main" noChangeAspect="1"/>
             </wp:cNvGraphicFramePr>
             <a:graphic xmlns:a="http://schemas.openxmlformats.org/drawingml/2006/main">
               <a:graphicData uri="http://schemas.openxmlformats.org/drawingml/2006/picture">
                 <pic:pic xmlns:pic="http://schemas.openxmlformats.org/drawingml/2006/picture">
                   <pic:nvPicPr>
-                    <pic:cNvPr id="0" name="Image 46"/>
+                    <pic:cNvPr id="0" name="Picture 1"/>
                     <pic:cNvPicPr>
-                      <a:picLocks noChangeArrowheads="1"/>
+                      <a:picLocks noChangeAspect="1" noChangeArrowheads="1"/>
                     </pic:cNvPicPr>
                   </pic:nvPicPr>
                   <pic:blipFill>
@@ -126,7 +124,7 @@
                   <pic:spPr bwMode="auto">
                     <a:xfrm>
                       <a:off x="0" y="0"/>
-                      <a:ext cx="5848350" cy="2286000"/>
+                      <a:ext cx="4572000" cy="2590800"/>
                     </a:xfrm>
                     <a:prstGeom prst="rect">
                       <a:avLst/>
@@ -155,8 +153,30 @@
           <w:sz w:val="28"/>
           <w:szCs w:val="28"/>
         </w:rPr>
-        <w:t xml:space="preserve">Рис.1 Главный экран со вспомогательной навигацией </w:t>
-      </w:r>
+        <w:t xml:space="preserve">Рис.1 </w:t>
+      </w:r>
+      <w:r>
+        <w:rPr>
+          <w:sz w:val="28"/>
+          <w:szCs w:val="28"/>
+        </w:rPr>
+        <w:t>Управление параметрами испытательного импульса 1</w:t>
+      </w:r>
+      <w:r>
+        <w:rPr>
+          <w:sz w:val="28"/>
+          <w:szCs w:val="28"/>
+        </w:rPr>
+        <w:t xml:space="preserve"> </w:t>
+      </w:r>
+    </w:p>
+    <w:p>
+      <w:pPr>
+        <w:rPr>
+          <w:sz w:val="28"/>
+          <w:szCs w:val="28"/>
+        </w:rPr>
+      </w:pPr>
     </w:p>
     <w:p>
       <w:pPr>
@@ -170,28 +190,20 @@
           <w:noProof/>
         </w:rPr>
         <w:drawing>
-          <wp:anchor distT="0" distB="0" distL="114300" distR="114300" simplePos="0" relativeHeight="251658240" behindDoc="0" locked="0" layoutInCell="1" allowOverlap="1" wp14:anchorId="16E2BD5D" wp14:editId="04C05ED7">
-            <wp:simplePos x="0" y="0"/>
-            <wp:positionH relativeFrom="column">
-              <wp:posOffset>-4445</wp:posOffset>
-            </wp:positionH>
-            <wp:positionV relativeFrom="paragraph">
-              <wp:posOffset>255905</wp:posOffset>
-            </wp:positionV>
-            <wp:extent cx="5895975" cy="2343150"/>
-            <wp:effectExtent l="0" t="0" r="9525" b="0"/>
-            <wp:wrapSquare wrapText="bothSides"/>
-            <wp:docPr id="7" name="Рисунок 7"/>
+          <wp:inline distT="0" distB="0" distL="0" distR="0" wp14:anchorId="2F60C6A3" wp14:editId="65C2B20E">
+            <wp:extent cx="4572000" cy="2590800"/>
+            <wp:effectExtent l="0" t="0" r="0" b="0"/>
+            <wp:docPr id="10" name="Рисунок 10"/>
             <wp:cNvGraphicFramePr>
-              <a:graphicFrameLocks xmlns:a="http://schemas.openxmlformats.org/drawingml/2006/main"/>
+              <a:graphicFrameLocks xmlns:a="http://schemas.openxmlformats.org/drawingml/2006/main" noChangeAspect="1"/>
             </wp:cNvGraphicFramePr>
             <a:graphic xmlns:a="http://schemas.openxmlformats.org/drawingml/2006/main">
               <a:graphicData uri="http://schemas.openxmlformats.org/drawingml/2006/picture">
                 <pic:pic xmlns:pic="http://schemas.openxmlformats.org/drawingml/2006/picture">
                   <pic:nvPicPr>
-                    <pic:cNvPr id="0" name="Image 61"/>
+                    <pic:cNvPr id="0" name="Picture 3"/>
                     <pic:cNvPicPr>
-                      <a:picLocks noChangeArrowheads="1"/>
+                      <a:picLocks noChangeAspect="1" noChangeArrowheads="1"/>
                     </pic:cNvPicPr>
                   </pic:nvPicPr>
                   <pic:blipFill>
@@ -210,7 +222,7 @@
                   <pic:spPr bwMode="auto">
                     <a:xfrm>
                       <a:off x="0" y="0"/>
-                      <a:ext cx="5895975" cy="2343150"/>
+                      <a:ext cx="4572000" cy="2590800"/>
                     </a:xfrm>
                     <a:prstGeom prst="rect">
                       <a:avLst/>
@@ -223,10 +235,7 @@
                 </pic:pic>
               </a:graphicData>
             </a:graphic>
-            <wp14:sizeRelH relativeFrom="margin">
-              <wp14:pctWidth>0</wp14:pctWidth>
-            </wp14:sizeRelH>
-          </wp:anchor>
+          </wp:inline>
         </w:drawing>
       </w:r>
     </w:p>
@@ -235,44 +244,50 @@
         <w:rPr>
           <w:sz w:val="28"/>
           <w:szCs w:val="28"/>
-        </w:rPr>
-      </w:pPr>
-      <w:r>
-        <w:rPr>
-          <w:sz w:val="28"/>
-          <w:szCs w:val="28"/>
-        </w:rPr>
-        <w:t>Рис.2 Интерфейс главного</w:t>
-      </w:r>
-      <w:r>
-        <w:rPr>
-          <w:spacing w:val="1"/>
-          <w:sz w:val="28"/>
-          <w:szCs w:val="28"/>
-        </w:rPr>
-        <w:t xml:space="preserve"> </w:t>
-      </w:r>
-      <w:r>
-        <w:rPr>
-          <w:spacing w:val="-2"/>
-          <w:sz w:val="28"/>
-          <w:szCs w:val="28"/>
-        </w:rPr>
-        <w:t>меню</w:t>
-      </w:r>
-    </w:p>
-    <w:p>
-      <w:pPr>
-        <w:jc w:val="center"/>
-        <w:rPr>
-          <w:sz w:val="28"/>
-          <w:szCs w:val="28"/>
-        </w:rPr>
-      </w:pPr>
-    </w:p>
-    <w:p>
-      <w:pPr>
-        <w:jc w:val="center"/>
+          <w:lang w:val="en-US"/>
+        </w:rPr>
+      </w:pPr>
+      <w:r>
+        <w:rPr>
+          <w:sz w:val="28"/>
+          <w:szCs w:val="28"/>
+        </w:rPr>
+        <w:t xml:space="preserve">Рис.2 </w:t>
+      </w:r>
+      <w:r>
+        <w:rPr>
+          <w:sz w:val="28"/>
+          <w:szCs w:val="28"/>
+        </w:rPr>
+        <w:t xml:space="preserve">Управление параметрами испытательного импульса </w:t>
+      </w:r>
+      <w:r>
+        <w:rPr>
+          <w:sz w:val="28"/>
+          <w:szCs w:val="28"/>
+        </w:rPr>
+        <w:t>2</w:t>
+      </w:r>
+      <w:r>
+        <w:rPr>
+          <w:sz w:val="28"/>
+          <w:szCs w:val="28"/>
+          <w:lang w:val="en-US"/>
+        </w:rPr>
+        <w:t>a</w:t>
+      </w:r>
+    </w:p>
+    <w:p>
+      <w:pPr>
+        <w:rPr>
+          <w:sz w:val="28"/>
+          <w:szCs w:val="28"/>
+          <w:lang w:val="en-US"/>
+        </w:rPr>
+      </w:pPr>
+    </w:p>
+    <w:p>
+      <w:pPr>
         <w:rPr>
           <w:sz w:val="28"/>
           <w:szCs w:val="28"/>
@@ -283,20 +298,20 @@
           <w:noProof/>
         </w:rPr>
         <w:drawing>
-          <wp:inline distT="0" distB="0" distL="0" distR="0" wp14:anchorId="077BBC56" wp14:editId="58B76249">
-            <wp:extent cx="5857875" cy="2209800"/>
-            <wp:effectExtent l="0" t="0" r="9525" b="0"/>
-            <wp:docPr id="6" name="Рисунок 6"/>
+          <wp:inline distT="0" distB="0" distL="0" distR="0" wp14:anchorId="26F08529" wp14:editId="25F43E32">
+            <wp:extent cx="4572000" cy="2371725"/>
+            <wp:effectExtent l="0" t="0" r="0" b="9525"/>
+            <wp:docPr id="12" name="Рисунок 12"/>
             <wp:cNvGraphicFramePr>
-              <a:graphicFrameLocks xmlns:a="http://schemas.openxmlformats.org/drawingml/2006/main"/>
+              <a:graphicFrameLocks xmlns:a="http://schemas.openxmlformats.org/drawingml/2006/main" noChangeAspect="1"/>
             </wp:cNvGraphicFramePr>
             <a:graphic xmlns:a="http://schemas.openxmlformats.org/drawingml/2006/main">
               <a:graphicData uri="http://schemas.openxmlformats.org/drawingml/2006/picture">
                 <pic:pic xmlns:pic="http://schemas.openxmlformats.org/drawingml/2006/picture">
                   <pic:nvPicPr>
-                    <pic:cNvPr id="0" name="Image 86"/>
+                    <pic:cNvPr id="0" name="Picture 10"/>
                     <pic:cNvPicPr>
-                      <a:picLocks noChangeArrowheads="1"/>
+                      <a:picLocks noChangeAspect="1" noChangeArrowheads="1"/>
                     </pic:cNvPicPr>
                   </pic:nvPicPr>
                   <pic:blipFill>
@@ -315,7 +330,7 @@
                   <pic:spPr bwMode="auto">
                     <a:xfrm>
                       <a:off x="0" y="0"/>
-                      <a:ext cx="5857875" cy="2209800"/>
+                      <a:ext cx="4572000" cy="2371725"/>
                     </a:xfrm>
                     <a:prstGeom prst="rect">
                       <a:avLst/>
@@ -334,49 +349,36 @@
     </w:p>
     <w:p>
       <w:pPr>
-        <w:jc w:val="center"/>
-        <w:rPr>
-          <w:sz w:val="28"/>
-          <w:szCs w:val="28"/>
-        </w:rPr>
-      </w:pPr>
-    </w:p>
-    <w:p>
-      <w:pPr>
-        <w:rPr>
-          <w:sz w:val="28"/>
-          <w:szCs w:val="28"/>
-        </w:rPr>
-      </w:pPr>
-      <w:r>
-        <w:rPr>
-          <w:sz w:val="28"/>
-          <w:szCs w:val="28"/>
-        </w:rPr>
-        <w:t xml:space="preserve">        Рис.3 Экран параметров 1</w:t>
-      </w:r>
-    </w:p>
-    <w:p>
-      <w:pPr>
-        <w:jc w:val="center"/>
-        <w:rPr>
-          <w:sz w:val="28"/>
-          <w:szCs w:val="28"/>
-        </w:rPr>
-      </w:pPr>
-    </w:p>
-    <w:p>
-      <w:pPr>
-        <w:jc w:val="center"/>
-        <w:rPr>
-          <w:sz w:val="28"/>
-          <w:szCs w:val="28"/>
-        </w:rPr>
-      </w:pPr>
-    </w:p>
-    <w:p>
-      <w:pPr>
-        <w:jc w:val="center"/>
+        <w:rPr>
+          <w:sz w:val="28"/>
+          <w:szCs w:val="28"/>
+        </w:rPr>
+      </w:pPr>
+      <w:r>
+        <w:rPr>
+          <w:sz w:val="28"/>
+          <w:szCs w:val="28"/>
+        </w:rPr>
+        <w:t xml:space="preserve">Рис.3 </w:t>
+      </w:r>
+      <w:r>
+        <w:rPr>
+          <w:sz w:val="28"/>
+          <w:szCs w:val="28"/>
+        </w:rPr>
+        <w:t>Управление параметрами испытательного импульса 2</w:t>
+      </w:r>
+      <w:r>
+        <w:rPr>
+          <w:sz w:val="28"/>
+          <w:szCs w:val="28"/>
+          <w:lang w:val="en-US"/>
+        </w:rPr>
+        <w:t>b</w:t>
+      </w:r>
+    </w:p>
+    <w:p>
+      <w:pPr>
         <w:rPr>
           <w:sz w:val="28"/>
           <w:szCs w:val="28"/>
@@ -386,21 +388,22 @@
         <w:rPr>
           <w:noProof/>
         </w:rPr>
+        <w:lastRenderedPageBreak/>
         <w:drawing>
-          <wp:inline distT="0" distB="0" distL="0" distR="0" wp14:anchorId="4AC45E25" wp14:editId="3B40050E">
-            <wp:extent cx="5476875" cy="2333625"/>
-            <wp:effectExtent l="0" t="0" r="9525" b="9525"/>
-            <wp:docPr id="5" name="Рисунок 5"/>
+          <wp:inline distT="0" distB="0" distL="0" distR="0" wp14:anchorId="619B3A3A" wp14:editId="379FCE33">
+            <wp:extent cx="4572000" cy="2590800"/>
+            <wp:effectExtent l="0" t="0" r="0" b="0"/>
+            <wp:docPr id="13" name="Рисунок 13"/>
             <wp:cNvGraphicFramePr>
-              <a:graphicFrameLocks xmlns:a="http://schemas.openxmlformats.org/drawingml/2006/main"/>
+              <a:graphicFrameLocks xmlns:a="http://schemas.openxmlformats.org/drawingml/2006/main" noChangeAspect="1"/>
             </wp:cNvGraphicFramePr>
             <a:graphic xmlns:a="http://schemas.openxmlformats.org/drawingml/2006/main">
               <a:graphicData uri="http://schemas.openxmlformats.org/drawingml/2006/picture">
                 <pic:pic xmlns:pic="http://schemas.openxmlformats.org/drawingml/2006/picture">
                   <pic:nvPicPr>
-                    <pic:cNvPr id="0" name="Image 87"/>
+                    <pic:cNvPr id="0" name="Picture 12"/>
                     <pic:cNvPicPr>
-                      <a:picLocks noChangeArrowheads="1"/>
+                      <a:picLocks noChangeAspect="1" noChangeArrowheads="1"/>
                     </pic:cNvPicPr>
                   </pic:nvPicPr>
                   <pic:blipFill>
@@ -419,7 +422,7 @@
                   <pic:spPr bwMode="auto">
                     <a:xfrm>
                       <a:off x="0" y="0"/>
-                      <a:ext cx="5476875" cy="2333625"/>
+                      <a:ext cx="4572000" cy="2590800"/>
                     </a:xfrm>
                     <a:prstGeom prst="rect">
                       <a:avLst/>
@@ -435,66 +438,92 @@
           </wp:inline>
         </w:drawing>
       </w:r>
-    </w:p>
-    <w:p>
-      <w:pPr>
-        <w:rPr>
-          <w:sz w:val="28"/>
-          <w:szCs w:val="28"/>
-        </w:rPr>
-      </w:pPr>
-      <w:r>
-        <w:rPr>
-          <w:sz w:val="28"/>
-          <w:szCs w:val="28"/>
-        </w:rPr>
-        <w:t xml:space="preserve">        Рис.4 Экран параметров 2</w:t>
-      </w:r>
-    </w:p>
-    <w:p>
-      <w:pPr>
-        <w:jc w:val="center"/>
-        <w:rPr>
-          <w:sz w:val="28"/>
-          <w:szCs w:val="28"/>
-        </w:rPr>
-      </w:pPr>
-    </w:p>
-    <w:p>
-      <w:pPr>
-        <w:rPr>
-          <w:sz w:val="28"/>
-          <w:szCs w:val="28"/>
-        </w:rPr>
-      </w:pPr>
-    </w:p>
-    <w:p>
-      <w:pPr>
-        <w:jc w:val="center"/>
-        <w:rPr>
-          <w:sz w:val="28"/>
-          <w:szCs w:val="28"/>
-        </w:rPr>
-      </w:pPr>
       <w:r>
         <w:rPr>
           <w:noProof/>
         </w:rPr>
+        <w:t xml:space="preserve"> </w:t>
+      </w:r>
+    </w:p>
+    <w:p>
+      <w:pPr>
+        <w:rPr>
+          <w:sz w:val="28"/>
+          <w:szCs w:val="28"/>
+        </w:rPr>
+      </w:pPr>
+      <w:r>
+        <w:rPr>
+          <w:sz w:val="28"/>
+          <w:szCs w:val="28"/>
+        </w:rPr>
+        <w:t xml:space="preserve">Рис.4 </w:t>
+      </w:r>
+      <w:r>
+        <w:rPr>
+          <w:sz w:val="28"/>
+          <w:szCs w:val="28"/>
+        </w:rPr>
+        <w:t xml:space="preserve">Управление параметрами испытательного импульса </w:t>
+      </w:r>
+      <w:r>
+        <w:rPr>
+          <w:sz w:val="28"/>
+          <w:szCs w:val="28"/>
+        </w:rPr>
+        <w:t>3</w:t>
+      </w:r>
+      <w:r>
+        <w:rPr>
+          <w:sz w:val="28"/>
+          <w:szCs w:val="28"/>
+          <w:lang w:val="en-US"/>
+        </w:rPr>
+        <w:t>a</w:t>
+      </w:r>
+    </w:p>
+    <w:p>
+      <w:pPr>
+        <w:rPr>
+          <w:sz w:val="28"/>
+          <w:szCs w:val="28"/>
+        </w:rPr>
+      </w:pPr>
+    </w:p>
+    <w:p>
+      <w:pPr>
+        <w:rPr>
+          <w:sz w:val="28"/>
+          <w:szCs w:val="28"/>
+        </w:rPr>
+      </w:pPr>
+    </w:p>
+    <w:p>
+      <w:pPr>
+        <w:rPr>
+          <w:sz w:val="28"/>
+          <w:szCs w:val="28"/>
+        </w:rPr>
+      </w:pPr>
+      <w:r>
+        <w:rPr>
+          <w:noProof/>
+        </w:rPr>
         <w:drawing>
-          <wp:inline distT="0" distB="0" distL="0" distR="0" wp14:anchorId="6A5C9E9C" wp14:editId="18437444">
-            <wp:extent cx="5486400" cy="2400300"/>
+          <wp:inline distT="0" distB="0" distL="0" distR="0" wp14:anchorId="0D9C75EE" wp14:editId="7E51CA4E">
+            <wp:extent cx="4572000" cy="2590800"/>
             <wp:effectExtent l="0" t="0" r="0" b="0"/>
-            <wp:docPr id="4" name="Рисунок 4"/>
+            <wp:docPr id="14" name="Рисунок 14"/>
             <wp:cNvGraphicFramePr>
-              <a:graphicFrameLocks xmlns:a="http://schemas.openxmlformats.org/drawingml/2006/main"/>
+              <a:graphicFrameLocks xmlns:a="http://schemas.openxmlformats.org/drawingml/2006/main" noChangeAspect="1"/>
             </wp:cNvGraphicFramePr>
             <a:graphic xmlns:a="http://schemas.openxmlformats.org/drawingml/2006/main">
               <a:graphicData uri="http://schemas.openxmlformats.org/drawingml/2006/picture">
                 <pic:pic xmlns:pic="http://schemas.openxmlformats.org/drawingml/2006/picture">
                   <pic:nvPicPr>
-                    <pic:cNvPr id="0" name="Image 93"/>
+                    <pic:cNvPr id="0" name="Picture 14"/>
                     <pic:cNvPicPr>
-                      <a:picLocks noChangeArrowheads="1"/>
+                      <a:picLocks noChangeAspect="1" noChangeArrowheads="1"/>
                     </pic:cNvPicPr>
                   </pic:nvPicPr>
                   <pic:blipFill>
@@ -513,7 +542,7 @@
                   <pic:spPr bwMode="auto">
                     <a:xfrm>
                       <a:off x="0" y="0"/>
-                      <a:ext cx="5486400" cy="2400300"/>
+                      <a:ext cx="4572000" cy="2590800"/>
                     </a:xfrm>
                     <a:prstGeom prst="rect">
                       <a:avLst/>
@@ -529,67 +558,92 @@
           </wp:inline>
         </w:drawing>
       </w:r>
-    </w:p>
-    <w:p>
-      <w:pPr>
-        <w:rPr>
-          <w:sz w:val="28"/>
-          <w:szCs w:val="28"/>
-        </w:rPr>
-      </w:pPr>
-      <w:r>
-        <w:rPr>
-          <w:sz w:val="28"/>
-          <w:szCs w:val="28"/>
-        </w:rPr>
-        <w:t xml:space="preserve">        Рис.5 Экран параметров 3</w:t>
-      </w:r>
-    </w:p>
-    <w:p>
-      <w:pPr>
-        <w:jc w:val="center"/>
-        <w:rPr>
-          <w:sz w:val="28"/>
-          <w:szCs w:val="28"/>
-        </w:rPr>
-      </w:pPr>
-    </w:p>
-    <w:p>
-      <w:pPr>
-        <w:jc w:val="center"/>
-        <w:rPr>
-          <w:sz w:val="28"/>
-          <w:szCs w:val="28"/>
-        </w:rPr>
-      </w:pPr>
-    </w:p>
-    <w:p>
-      <w:pPr>
-        <w:jc w:val="center"/>
-        <w:rPr>
-          <w:sz w:val="28"/>
-          <w:szCs w:val="28"/>
-        </w:rPr>
-      </w:pPr>
       <w:r>
         <w:rPr>
           <w:noProof/>
         </w:rPr>
+        <w:t xml:space="preserve"> </w:t>
+      </w:r>
+    </w:p>
+    <w:p>
+      <w:pPr>
+        <w:rPr>
+          <w:sz w:val="28"/>
+          <w:szCs w:val="28"/>
+        </w:rPr>
+      </w:pPr>
+      <w:r>
+        <w:rPr>
+          <w:sz w:val="28"/>
+          <w:szCs w:val="28"/>
+        </w:rPr>
+        <w:t xml:space="preserve">Рис.5 </w:t>
+      </w:r>
+      <w:r>
+        <w:rPr>
+          <w:sz w:val="28"/>
+          <w:szCs w:val="28"/>
+        </w:rPr>
+        <w:t xml:space="preserve">Управление параметрами испытательного импульса </w:t>
+      </w:r>
+      <w:r>
+        <w:rPr>
+          <w:sz w:val="28"/>
+          <w:szCs w:val="28"/>
+        </w:rPr>
+        <w:t>3</w:t>
+      </w:r>
+      <w:r>
+        <w:rPr>
+          <w:sz w:val="28"/>
+          <w:szCs w:val="28"/>
+          <w:lang w:val="en-US"/>
+        </w:rPr>
+        <w:t>b</w:t>
+      </w:r>
+    </w:p>
+    <w:p>
+      <w:pPr>
+        <w:rPr>
+          <w:sz w:val="28"/>
+          <w:szCs w:val="28"/>
+        </w:rPr>
+      </w:pPr>
+    </w:p>
+    <w:p>
+      <w:pPr>
+        <w:rPr>
+          <w:sz w:val="28"/>
+          <w:szCs w:val="28"/>
+        </w:rPr>
+      </w:pPr>
+    </w:p>
+    <w:p>
+      <w:pPr>
+        <w:rPr>
+          <w:sz w:val="28"/>
+          <w:szCs w:val="28"/>
+        </w:rPr>
+      </w:pPr>
+      <w:r>
+        <w:rPr>
+          <w:noProof/>
+        </w:rPr>
         <w:drawing>
-          <wp:inline distT="0" distB="0" distL="0" distR="0" wp14:anchorId="7E3DB975" wp14:editId="267BF944">
-            <wp:extent cx="5476875" cy="2343150"/>
-            <wp:effectExtent l="0" t="0" r="9525" b="0"/>
-            <wp:docPr id="3" name="Рисунок 3"/>
+          <wp:inline distT="0" distB="0" distL="0" distR="0" wp14:anchorId="039140A3" wp14:editId="6DC1DF67">
+            <wp:extent cx="4572000" cy="2590800"/>
+            <wp:effectExtent l="0" t="0" r="0" b="0"/>
+            <wp:docPr id="15" name="Рисунок 15"/>
             <wp:cNvGraphicFramePr>
-              <a:graphicFrameLocks xmlns:a="http://schemas.openxmlformats.org/drawingml/2006/main"/>
+              <a:graphicFrameLocks xmlns:a="http://schemas.openxmlformats.org/drawingml/2006/main" noChangeAspect="1"/>
             </wp:cNvGraphicFramePr>
             <a:graphic xmlns:a="http://schemas.openxmlformats.org/drawingml/2006/main">
               <a:graphicData uri="http://schemas.openxmlformats.org/drawingml/2006/picture">
                 <pic:pic xmlns:pic="http://schemas.openxmlformats.org/drawingml/2006/picture">
                   <pic:nvPicPr>
-                    <pic:cNvPr id="0" name="Image 113"/>
+                    <pic:cNvPr id="0" name="Picture 16"/>
                     <pic:cNvPicPr>
-                      <a:picLocks noChangeArrowheads="1"/>
+                      <a:picLocks noChangeAspect="1" noChangeArrowheads="1"/>
                     </pic:cNvPicPr>
                   </pic:nvPicPr>
                   <pic:blipFill>
@@ -608,7 +662,7 @@
                   <pic:spPr bwMode="auto">
                     <a:xfrm>
                       <a:off x="0" y="0"/>
-                      <a:ext cx="5476875" cy="2343150"/>
+                      <a:ext cx="4572000" cy="2590800"/>
                     </a:xfrm>
                     <a:prstGeom prst="rect">
                       <a:avLst/>
@@ -624,35 +678,52 @@
           </wp:inline>
         </w:drawing>
       </w:r>
-    </w:p>
-    <w:p>
-      <w:pPr>
-        <w:ind w:firstLine="708"/>
-        <w:rPr>
-          <w:sz w:val="28"/>
-          <w:szCs w:val="28"/>
-        </w:rPr>
-      </w:pPr>
-      <w:r>
-        <w:rPr>
-          <w:sz w:val="28"/>
-          <w:szCs w:val="28"/>
-        </w:rPr>
-        <w:t>Рис.6 Экран поездка 1</w:t>
-      </w:r>
-    </w:p>
-    <w:p>
-      <w:pPr>
-        <w:jc w:val="center"/>
-        <w:rPr>
-          <w:sz w:val="28"/>
-          <w:szCs w:val="28"/>
-        </w:rPr>
-      </w:pPr>
-    </w:p>
-    <w:p>
-      <w:pPr>
-        <w:jc w:val="center"/>
+      <w:r>
+        <w:rPr>
+          <w:noProof/>
+        </w:rPr>
+        <w:t xml:space="preserve"> </w:t>
+      </w:r>
+    </w:p>
+    <w:p>
+      <w:pPr>
+        <w:rPr>
+          <w:sz w:val="28"/>
+          <w:szCs w:val="28"/>
+        </w:rPr>
+      </w:pPr>
+      <w:r>
+        <w:rPr>
+          <w:sz w:val="28"/>
+          <w:szCs w:val="28"/>
+        </w:rPr>
+        <w:t xml:space="preserve">Рис.6 </w:t>
+      </w:r>
+      <w:r>
+        <w:rPr>
+          <w:sz w:val="28"/>
+          <w:szCs w:val="28"/>
+        </w:rPr>
+        <w:t xml:space="preserve">Управление параметрами испытательного импульса </w:t>
+      </w:r>
+      <w:r>
+        <w:rPr>
+          <w:sz w:val="28"/>
+          <w:szCs w:val="28"/>
+        </w:rPr>
+        <w:t>4</w:t>
+      </w:r>
+    </w:p>
+    <w:p>
+      <w:pPr>
+        <w:rPr>
+          <w:sz w:val="28"/>
+          <w:szCs w:val="28"/>
+        </w:rPr>
+      </w:pPr>
+    </w:p>
+    <w:p>
+      <w:pPr>
         <w:rPr>
           <w:sz w:val="28"/>
           <w:szCs w:val="28"/>
@@ -664,20 +735,20 @@
         </w:rPr>
         <w:lastRenderedPageBreak/>
         <w:drawing>
-          <wp:inline distT="0" distB="0" distL="0" distR="0" wp14:anchorId="2100C833" wp14:editId="23C405CD">
-            <wp:extent cx="5476875" cy="2209800"/>
-            <wp:effectExtent l="0" t="0" r="9525" b="0"/>
-            <wp:docPr id="2" name="Рисунок 2"/>
+          <wp:inline distT="0" distB="0" distL="0" distR="0" wp14:anchorId="2589E79C" wp14:editId="5C6B1935">
+            <wp:extent cx="4572000" cy="2590800"/>
+            <wp:effectExtent l="0" t="0" r="0" b="0"/>
+            <wp:docPr id="16" name="Рисунок 16"/>
             <wp:cNvGraphicFramePr>
-              <a:graphicFrameLocks xmlns:a="http://schemas.openxmlformats.org/drawingml/2006/main"/>
+              <a:graphicFrameLocks xmlns:a="http://schemas.openxmlformats.org/drawingml/2006/main" noChangeAspect="1"/>
             </wp:cNvGraphicFramePr>
             <a:graphic xmlns:a="http://schemas.openxmlformats.org/drawingml/2006/main">
               <a:graphicData uri="http://schemas.openxmlformats.org/drawingml/2006/picture">
                 <pic:pic xmlns:pic="http://schemas.openxmlformats.org/drawingml/2006/picture">
                   <pic:nvPicPr>
-                    <pic:cNvPr id="0" name="Image 119"/>
+                    <pic:cNvPr id="0" name="Picture 18"/>
                     <pic:cNvPicPr>
-                      <a:picLocks noChangeArrowheads="1"/>
+                      <a:picLocks noChangeAspect="1" noChangeArrowheads="1"/>
                     </pic:cNvPicPr>
                   </pic:nvPicPr>
                   <pic:blipFill>
@@ -696,7 +767,7 @@
                   <pic:spPr bwMode="auto">
                     <a:xfrm>
                       <a:off x="0" y="0"/>
-                      <a:ext cx="5476875" cy="2209800"/>
+                      <a:ext cx="4572000" cy="2590800"/>
                     </a:xfrm>
                     <a:prstGeom prst="rect">
                       <a:avLst/>
@@ -712,86 +783,100 @@
           </wp:inline>
         </w:drawing>
       </w:r>
-    </w:p>
-    <w:p>
-      <w:pPr>
-        <w:ind w:firstLine="708"/>
-        <w:rPr>
-          <w:sz w:val="28"/>
-          <w:szCs w:val="28"/>
-        </w:rPr>
-      </w:pPr>
-      <w:r>
-        <w:rPr>
-          <w:sz w:val="28"/>
-          <w:szCs w:val="28"/>
-        </w:rPr>
-        <w:t>Рис.7 Экран меню «Диагностика»</w:t>
-      </w:r>
-    </w:p>
-    <w:p>
-      <w:pPr>
-        <w:jc w:val="center"/>
-        <w:rPr>
-          <w:sz w:val="28"/>
-          <w:szCs w:val="28"/>
-        </w:rPr>
-      </w:pPr>
-    </w:p>
-    <w:p>
-      <w:pPr>
-        <w:jc w:val="center"/>
-        <w:rPr>
-          <w:sz w:val="28"/>
-          <w:szCs w:val="28"/>
-        </w:rPr>
-      </w:pPr>
-    </w:p>
-    <w:p>
-      <w:pPr>
-        <w:jc w:val="center"/>
-        <w:rPr>
-          <w:sz w:val="28"/>
-          <w:szCs w:val="28"/>
-        </w:rPr>
-      </w:pPr>
-    </w:p>
-    <w:p>
-      <w:pPr>
-        <w:jc w:val="center"/>
-        <w:rPr>
-          <w:sz w:val="28"/>
-          <w:szCs w:val="28"/>
-        </w:rPr>
-      </w:pPr>
-    </w:p>
-    <w:p>
-      <w:pPr>
-        <w:jc w:val="center"/>
-        <w:rPr>
-          <w:sz w:val="28"/>
-          <w:szCs w:val="28"/>
-        </w:rPr>
-      </w:pPr>
       <w:r>
         <w:rPr>
           <w:noProof/>
         </w:rPr>
+        <w:t xml:space="preserve"> </w:t>
+      </w:r>
+    </w:p>
+    <w:p>
+      <w:pPr>
+        <w:rPr>
+          <w:sz w:val="28"/>
+          <w:szCs w:val="28"/>
+        </w:rPr>
+      </w:pPr>
+      <w:r>
+        <w:rPr>
+          <w:sz w:val="28"/>
+          <w:szCs w:val="28"/>
+        </w:rPr>
+        <w:t xml:space="preserve">Рис.7 </w:t>
+      </w:r>
+      <w:r>
+        <w:rPr>
+          <w:sz w:val="28"/>
+          <w:szCs w:val="28"/>
+        </w:rPr>
+        <w:t xml:space="preserve">Управление параметрами испытательного импульса </w:t>
+      </w:r>
+      <w:r>
+        <w:rPr>
+          <w:sz w:val="28"/>
+          <w:szCs w:val="28"/>
+        </w:rPr>
+        <w:t>5</w:t>
+      </w:r>
+      <w:r>
+        <w:rPr>
+          <w:sz w:val="28"/>
+          <w:szCs w:val="28"/>
+          <w:lang w:val="en-US"/>
+        </w:rPr>
+        <w:t>a</w:t>
+      </w:r>
+    </w:p>
+    <w:p>
+      <w:pPr>
+        <w:rPr>
+          <w:sz w:val="28"/>
+          <w:szCs w:val="28"/>
+        </w:rPr>
+      </w:pPr>
+    </w:p>
+    <w:p>
+      <w:pPr>
+        <w:rPr>
+          <w:sz w:val="28"/>
+          <w:szCs w:val="28"/>
+        </w:rPr>
+      </w:pPr>
+    </w:p>
+    <w:p>
+      <w:pPr>
+        <w:rPr>
+          <w:sz w:val="28"/>
+          <w:szCs w:val="28"/>
+        </w:rPr>
+      </w:pPr>
+    </w:p>
+    <w:p>
+      <w:pPr>
+        <w:rPr>
+          <w:sz w:val="28"/>
+          <w:szCs w:val="28"/>
+        </w:rPr>
+      </w:pPr>
+      <w:r>
+        <w:rPr>
+          <w:noProof/>
+        </w:rPr>
         <w:drawing>
-          <wp:inline distT="0" distB="0" distL="0" distR="0" wp14:anchorId="360D0865" wp14:editId="47AD99C7">
-            <wp:extent cx="5581650" cy="2628900"/>
+          <wp:inline distT="0" distB="0" distL="0" distR="0" wp14:anchorId="13DC8E47" wp14:editId="1B2D4626">
+            <wp:extent cx="4572000" cy="2590800"/>
             <wp:effectExtent l="0" t="0" r="0" b="0"/>
-            <wp:docPr id="1" name="Рисунок 1"/>
+            <wp:docPr id="17" name="Рисунок 17"/>
             <wp:cNvGraphicFramePr>
-              <a:graphicFrameLocks xmlns:a="http://schemas.openxmlformats.org/drawingml/2006/main"/>
+              <a:graphicFrameLocks xmlns:a="http://schemas.openxmlformats.org/drawingml/2006/main" noChangeAspect="1"/>
             </wp:cNvGraphicFramePr>
             <a:graphic xmlns:a="http://schemas.openxmlformats.org/drawingml/2006/main">
               <a:graphicData uri="http://schemas.openxmlformats.org/drawingml/2006/picture">
                 <pic:pic xmlns:pic="http://schemas.openxmlformats.org/drawingml/2006/picture">
                   <pic:nvPicPr>
-                    <pic:cNvPr id="0" name="Image 125"/>
+                    <pic:cNvPr id="0" name="Picture 20"/>
                     <pic:cNvPicPr>
-                      <a:picLocks noChangeArrowheads="1"/>
+                      <a:picLocks noChangeAspect="1" noChangeArrowheads="1"/>
                     </pic:cNvPicPr>
                   </pic:nvPicPr>
                   <pic:blipFill>
@@ -810,7 +895,7 @@
                   <pic:spPr bwMode="auto">
                     <a:xfrm>
                       <a:off x="0" y="0"/>
-                      <a:ext cx="5581650" cy="2628900"/>
+                      <a:ext cx="4572000" cy="2590800"/>
                     </a:xfrm>
                     <a:prstGeom prst="rect">
                       <a:avLst/>
@@ -839,54 +924,29 @@
           <w:sz w:val="28"/>
           <w:szCs w:val="28"/>
         </w:rPr>
-        <w:t xml:space="preserve">       Рис.8 </w:t>
-      </w:r>
-      <w:r>
-        <w:t>–</w:t>
-      </w:r>
-      <w:r>
-        <w:rPr>
-          <w:spacing w:val="1"/>
-        </w:rPr>
-        <w:t xml:space="preserve"> </w:t>
-      </w:r>
-      <w:r>
-        <w:rPr>
-          <w:sz w:val="28"/>
-          <w:szCs w:val="28"/>
-        </w:rPr>
-        <w:t>экран</w:t>
-      </w:r>
-      <w:r>
-        <w:rPr>
-          <w:spacing w:val="2"/>
-          <w:sz w:val="28"/>
-          <w:szCs w:val="28"/>
-        </w:rPr>
-        <w:t xml:space="preserve"> </w:t>
-      </w:r>
-      <w:r>
-        <w:rPr>
-          <w:sz w:val="28"/>
-          <w:szCs w:val="28"/>
-        </w:rPr>
-        <w:t>меню</w:t>
-      </w:r>
-      <w:r>
-        <w:rPr>
-          <w:spacing w:val="4"/>
-          <w:sz w:val="28"/>
-          <w:szCs w:val="28"/>
-        </w:rPr>
-        <w:t xml:space="preserve"> </w:t>
-      </w:r>
-      <w:r>
-        <w:rPr>
-          <w:spacing w:val="-2"/>
-          <w:sz w:val="28"/>
-          <w:szCs w:val="28"/>
-        </w:rPr>
-        <w:t>«Настройки»</w:t>
+        <w:t xml:space="preserve">Рис.8 </w:t>
+      </w:r>
+      <w:r>
+        <w:rPr>
+          <w:sz w:val="28"/>
+          <w:szCs w:val="28"/>
+        </w:rPr>
+        <w:t xml:space="preserve">Управление параметрами испытательного импульса </w:t>
+      </w:r>
+      <w:r>
+        <w:rPr>
+          <w:sz w:val="28"/>
+          <w:szCs w:val="28"/>
+        </w:rPr>
+        <w:t>5</w:t>
+      </w:r>
+      <w:r>
+        <w:rPr>
+          <w:sz w:val="28"/>
+          <w:szCs w:val="28"/>
+          <w:lang w:val="en-US"/>
+        </w:rPr>
+        <w:t>b</w:t>
       </w:r>
     </w:p>
     <w:p/>
@@ -901,7 +961,7 @@
 </file>
 
 <file path=word/styles.xml><?xml version="1.0" encoding="utf-8"?>
-<w:styles xmlns:mc="http://schemas.openxmlformats.org/markup-compatibility/2006" xmlns:r="http://schemas.openxmlformats.org/officeDocument/2006/relationships" xmlns:w="http://schemas.openxmlformats.org/wordprocessingml/2006/main" xmlns:w14="http://schemas.microsoft.com/office/word/2010/wordml" xmlns:w15="http://schemas.microsoft.com/office/word/2012/wordml" mc:Ignorable="w14 w15">
+<w:styles xmlns:mc="http://schemas.openxmlformats.org/markup-compatibility/2006" xmlns:r="http://schemas.openxmlformats.org/officeDocument/2006/relationships" xmlns:w="http://schemas.openxmlformats.org/wordprocessingml/2006/main" xmlns:w14="http://schemas.microsoft.com/office/word/2010/wordml" xmlns:w15="http://schemas.microsoft.com/office/word/2012/wordml" xmlns:w16cex="http://schemas.microsoft.com/office/word/2018/wordml/cex" xmlns:w16cid="http://schemas.microsoft.com/office/word/2016/wordml/cid" xmlns:w16="http://schemas.microsoft.com/office/word/2018/wordml" xmlns:w16sdtdh="http://schemas.microsoft.com/office/word/2020/wordml/sdtdatahash" xmlns:w16se="http://schemas.microsoft.com/office/word/2015/wordml/symex" mc:Ignorable="w14 w15 w16se w16cid w16 w16cex w16sdtdh">
   <w:docDefaults>
     <w:rPrDefault>
       <w:rPr>
@@ -917,7 +977,7 @@
       </w:pPr>
     </w:pPrDefault>
   </w:docDefaults>
-  <w:latentStyles w:defLockedState="0" w:defUIPriority="99" w:defSemiHidden="0" w:defUnhideWhenUsed="0" w:defQFormat="0" w:count="371">
+  <w:latentStyles w:defLockedState="0" w:defUIPriority="99" w:defSemiHidden="0" w:defUnhideWhenUsed="0" w:defQFormat="0" w:count="376">
     <w:lsdException w:name="Normal" w:uiPriority="0" w:qFormat="1"/>
     <w:lsdException w:name="heading 1" w:uiPriority="9" w:qFormat="1"/>
     <w:lsdException w:name="heading 2" w:semiHidden="1" w:uiPriority="9" w:unhideWhenUsed="1" w:qFormat="1"/>
@@ -1023,7 +1083,6 @@
     <w:lsdException w:name="HTML Sample" w:semiHidden="1" w:unhideWhenUsed="1"/>
     <w:lsdException w:name="HTML Typewriter" w:semiHidden="1" w:unhideWhenUsed="1"/>
     <w:lsdException w:name="HTML Variable" w:semiHidden="1" w:unhideWhenUsed="1"/>
-    <w:lsdException w:name="Normal Table" w:semiHidden="1" w:unhideWhenUsed="1"/>
     <w:lsdException w:name="annotation subject" w:semiHidden="1" w:unhideWhenUsed="1"/>
     <w:lsdException w:name="No List" w:semiHidden="1" w:unhideWhenUsed="1"/>
     <w:lsdException w:name="Outline List 1" w:semiHidden="1" w:unhideWhenUsed="1"/>
@@ -1066,11 +1125,8 @@
     <w:lsdException w:name="Table Contemporary" w:semiHidden="1" w:unhideWhenUsed="1"/>
     <w:lsdException w:name="Table Elegant" w:semiHidden="1" w:unhideWhenUsed="1"/>
     <w:lsdException w:name="Table Professional" w:semiHidden="1" w:unhideWhenUsed="1"/>
-    <w:lsdException w:name="Table Subtle 1" w:semiHidden="1" w:unhideWhenUsed="1"/>
     <w:lsdException w:name="Table Subtle 2" w:semiHidden="1" w:unhideWhenUsed="1"/>
     <w:lsdException w:name="Table Web 1" w:semiHidden="1" w:unhideWhenUsed="1"/>
-    <w:lsdException w:name="Table Web 2" w:semiHidden="1" w:unhideWhenUsed="1"/>
-    <w:lsdException w:name="Table Web 3" w:semiHidden="1" w:unhideWhenUsed="1"/>
     <w:lsdException w:name="Balloon Text" w:semiHidden="1" w:unhideWhenUsed="1"/>
     <w:lsdException w:name="Table Grid" w:uiPriority="39"/>
     <w:lsdException w:name="Table Theme" w:semiHidden="1" w:unhideWhenUsed="1"/>
@@ -1289,6 +1345,11 @@
     <w:lsdException w:name="List Table 5 Dark Accent 6" w:uiPriority="50"/>
     <w:lsdException w:name="List Table 6 Colorful Accent 6" w:uiPriority="51"/>
     <w:lsdException w:name="List Table 7 Colorful Accent 6" w:uiPriority="52"/>
+    <w:lsdException w:name="Mention" w:semiHidden="1" w:unhideWhenUsed="1"/>
+    <w:lsdException w:name="Smart Hyperlink" w:semiHidden="1" w:unhideWhenUsed="1"/>
+    <w:lsdException w:name="Hashtag" w:semiHidden="1" w:unhideWhenUsed="1"/>
+    <w:lsdException w:name="Unresolved Mention" w:semiHidden="1" w:unhideWhenUsed="1"/>
+    <w:lsdException w:name="Smart Link" w:semiHidden="1" w:unhideWhenUsed="1"/>
   </w:latentStyles>
   <w:style w:type="paragraph" w:default="1" w:styleId="a">
     <w:name w:val="Normal"/>
